--- a/sop-drafts/FRM-912-blank.docx
+++ b/sop-drafts/FRM-912-blank.docx
@@ -792,7 +792,7 @@
                 <w:i w:val="0"/>
                 <w:sz w:val="18"/>
               </w:rPr>
-              <w:t>Sanitizer strength (test strip)</w:t>
+              <w:t>Sanitizer strength</w:t>
             </w:r>
           </w:p>
         </w:tc>

--- a/sop-drafts/FRM-912-blank.docx
+++ b/sop-drafts/FRM-912-blank.docx
@@ -808,7 +808,7 @@
                 <w:i w:val="0"/>
                 <w:sz w:val="18"/>
               </w:rPr>
-              <w:t>__________ ppm</w:t>
+              <w:t>200 ppm</w:t>
             </w:r>
           </w:p>
         </w:tc>
@@ -847,6 +847,16 @@
         </w:tc>
       </w:tr>
     </w:tbl>
+    <w:p>
+      <w:r>
+        <w:rPr>
+          <w:i/>
+          <w:color w:val="555555"/>
+          <w:sz w:val="16"/>
+        </w:rPr>
+        <w:t>Sanitizer: Noble Sani-512 — food-contact mix 1:512 (1 fl oz / 4 gal); no-rinse — wet at least 1 min, then air dry.</w:t>
+      </w:r>
+    </w:p>
     <w:p>
       <w:r>
         <w:rPr>

--- a/sop-drafts/FRM-912-blank.docx
+++ b/sop-drafts/FRM-912-blank.docx
@@ -422,7 +422,7 @@
                 <w:i w:val="0"/>
                 <w:sz w:val="18"/>
               </w:rPr>
-              <w:t>Kettle switched off and power isolated; cooled enough to clean safely (cleaned while still warm)</w:t>
+              <w:t>Kettle switched off and unplugged; cooled enough to clean safely (cleaned while still warm)</w:t>
             </w:r>
           </w:p>
         </w:tc>
